--- a/policies/build/masters/COP.13_v2_master.docx
+++ b/policies/build/masters/COP.13_v2_master.docx
@@ -11,40 +11,25 @@
         <w:rPr>
           <w:b/>
           <w:bCs/>
+          <w:sz w:val="28"/>
+          <w:szCs w:val="28"/>
+        </w:rPr>
+        <w:t>Policy on Pain Management, Rehabilitation Services and Nutritional Therapy</w:t>
+      </w:r>
+    </w:p>
+    <w:p>
+      <w:pPr>
+        <w:spacing w:after="60"/>
+        <w:jc w:val="center"/>
+      </w:pPr>
+      <w:r>
+        <w:rPr>
+          <w:b/>
+          <w:bCs/>
           <w:sz w:val="32"/>
           <w:szCs w:val="32"/>
         </w:rPr>
         <w:t xml:space="preserve">«Hospital Name»</w:t>
-      </w:r>
-    </w:p>
-    <w:p>
-      <w:pPr>
-        <w:spacing w:after="60"/>
-        <w:jc w:val="center"/>
-      </w:pPr>
-      <w:r>
-        <w:rPr>
-          <w:b/>
-          <w:bCs/>
-          <w:sz w:val="28"/>
-          <w:szCs w:val="28"/>
-        </w:rPr>
-        <w:t xml:space="preserve">Pain Management, Rehabilitation Services and Nutritional Therapy</w:t>
-      </w:r>
-    </w:p>
-    <w:p>
-      <w:pPr>
-        <w:spacing w:after="240"/>
-        <w:jc w:val="center"/>
-      </w:pPr>
-      <w:r>
-        <w:rPr>
-          <w:i/>
-          <w:iCs/>
-          <w:sz w:val="20"/>
-          <w:szCs w:val="20"/>
-        </w:rPr>
-        <w:t xml:space="preserve">Pain management, rehabilitation and nutritional therapy.</w:t>
       </w:r>
     </w:p>
     <w:p>
@@ -2609,159 +2594,6 @@
         <w:t xml:space="preserve">The Nursing Superintendent holds signed acknowledgements with the induction record.</w:t>
       </w:r>
     </w:p>
-    <w:p>
-      <w:pPr>
-        <w:pStyle w:val="Heading1"/>
-        <w:spacing w:after="120" w:before="280"/>
-      </w:pPr>
-      <w:r>
-        <w:t xml:space="preserve">9. References</w:t>
-      </w:r>
-    </w:p>
-    <w:p>
-      <w:pPr>
-        <w:pStyle w:val="ListParagraph"/>
-        <w:numPr>
-          <w:ilvl w:val="0"/>
-          <w:numId w:val="1"/>
-        </w:numPr>
-        <w:spacing w:after="60"/>
-      </w:pPr>
-      <w:r>
-        <w:rPr>
-          <w:sz w:val="22"/>
-          <w:szCs w:val="22"/>
-        </w:rPr>
-        <w:t xml:space="preserve">National Accreditation Board for Hospitals and Healthcare Providers (NABH), Standards for Small Healthcare Organisations, 3rd Edition — Care of Patients chapter, standard COP.13.</w:t>
-      </w:r>
-    </w:p>
-    <w:p>
-      <w:pPr>
-        <w:pStyle w:val="ListParagraph"/>
-        <w:numPr>
-          <w:ilvl w:val="0"/>
-          <w:numId w:val="1"/>
-        </w:numPr>
-        <w:spacing w:after="60"/>
-      </w:pPr>
-      <w:r>
-        <w:rPr>
-          <w:sz w:val="22"/>
-          <w:szCs w:val="22"/>
-        </w:rPr>
-        <w:t xml:space="preserve">Internal documents of «Hospital Name»: pain assessment protocol, pain management guidelines, rehabilitation scope document, rehabilitation referral arrangements, nutritional screening tool, nutritional assessment form, therapeutic diet protocol, MOM medication management policy, COP.4 nursing care policy.</w:t>
-      </w:r>
-    </w:p>
-    <w:p>
-      <w:pPr>
-        <w:pStyle w:val="Heading1"/>
-        <w:spacing w:after="120" w:before="280"/>
-      </w:pPr>
-      <w:r>
-        <w:t xml:space="preserve">10. Distribution</w:t>
-      </w:r>
-    </w:p>
-    <w:p>
-      <w:pPr>
-        <w:spacing w:after="140"/>
-      </w:pPr>
-      <w:r>
-        <w:rPr>
-          <w:sz w:val="22"/>
-          <w:szCs w:val="22"/>
-        </w:rPr>
-        <w:t xml:space="preserve">Official master copy: office of the Medical Superintendent, «Hospital Name», with the Quality Coordinator.</w:t>
-      </w:r>
-    </w:p>
-    <w:p>
-      <w:pPr>
-        <w:spacing w:after="140"/>
-      </w:pPr>
-      <w:r>
-        <w:rPr>
-          <w:sz w:val="22"/>
-          <w:szCs w:val="22"/>
-        </w:rPr>
-        <w:t xml:space="preserve">Copies issued to: every in-patient ward; ICU; emergency department; physiotherapy; dietary/kitchen; nursing administration.</w:t>
-      </w:r>
-    </w:p>
-    <w:p>
-      <w:pPr>
-        <w:spacing w:after="140"/>
-      </w:pPr>
-      <w:r>
-        <w:rPr>
-          <w:sz w:val="22"/>
-          <w:szCs w:val="22"/>
-        </w:rPr>
-        <w:t xml:space="preserve">The current version is available to all staff at the «ward policy file» and, if the hospital keeps an intranet, at «staff intranet / policies».</w:t>
-      </w:r>
-    </w:p>
-    <w:p>
-      <w:pPr>
-        <w:spacing w:after="140"/>
-      </w:pPr>
-      <w:r>
-        <w:rPr>
-          <w:sz w:val="22"/>
-          <w:szCs w:val="22"/>
-        </w:rPr>
-        <w:t xml:space="preserve">When a new version is issued, take old copies out of use.</w:t>
-      </w:r>
-    </w:p>
-    <w:p>
-      <w:pPr>
-        <w:pStyle w:val="Heading1"/>
-        <w:spacing w:after="120" w:before="280"/>
-      </w:pPr>
-      <w:r>
-        <w:t xml:space="preserve">11. Abbreviations</w:t>
-      </w:r>
-    </w:p>
-    <w:p>
-      <w:pPr>
-        <w:spacing w:after="140"/>
-      </w:pPr>
-      <w:r>
-        <w:rPr>
-          <w:sz w:val="22"/>
-          <w:szCs w:val="22"/>
-        </w:rPr>
-        <w:t xml:space="preserve">CAPA — corrective and preventive action
-COP — Care of Patients (NABH SHCO chapter 5)
-ICU — intensive care unit
-MOM — Management of Medication (NABH SHCO chapter 6)
-MUST — Malnutrition Universal Screening Tool
-NABH — National Accreditation Board for Hospitals and Healthcare Providers
-NRS — Numeric Rating Scale (pain) / Nutritional Risk Screening (nutrition)
-OE — objective element
-RCA — root-cause analysis
-SHCO — Standards for Small Healthcare Organisations</w:t>
-      </w:r>
-    </w:p>
-    <w:p>
-      <w:pPr>
-        <w:pStyle w:val="Heading1"/>
-        <w:spacing w:after="120" w:before="280"/>
-      </w:pPr>
-      <w:r>
-        <w:t xml:space="preserve">12. Traceability to NABH SHCO 3rd Edition COP.13</w:t>
-      </w:r>
-    </w:p>
-    <w:p>
-      <w:pPr>
-        <w:spacing w:after="120"/>
-      </w:pPr>
-      <w:r>
-        <w:rPr>
-          <w:i/>
-          <w:iCs/>
-          <w:sz w:val="20"/>
-          <w:szCs w:val="20"/>
-        </w:rPr>
-        <w:t xml:space="preserve">This table is an index. It is not how the policy is organised.</w:t>
-      </w:r>
-    </w:p>
     <w:tbl>
       <w:tblPr>
         <w:tblW w:type="pct" w:w="100%"/>
@@ -3421,7 +3253,94 @@
         <w:spacing w:after="120" w:before="280"/>
       </w:pPr>
       <w:r>
-        <w:t xml:space="preserve">13. Required Records / Evidence Checklist</w:t>
+        <w:t>9. Distribution</w:t>
+      </w:r>
+    </w:p>
+    <w:p>
+      <w:pPr>
+        <w:spacing w:after="140"/>
+      </w:pPr>
+      <w:r>
+        <w:rPr>
+          <w:sz w:val="22"/>
+          <w:szCs w:val="22"/>
+        </w:rPr>
+        <w:t xml:space="preserve">Official master copy: office of the Medical Superintendent, «Hospital Name», with the Quality Coordinator.</w:t>
+      </w:r>
+    </w:p>
+    <w:p>
+      <w:pPr>
+        <w:spacing w:after="140"/>
+      </w:pPr>
+      <w:r>
+        <w:rPr>
+          <w:sz w:val="22"/>
+          <w:szCs w:val="22"/>
+        </w:rPr>
+        <w:t xml:space="preserve">Copies issued to: every in-patient ward; ICU; emergency department; physiotherapy; dietary/kitchen; nursing administration.</w:t>
+      </w:r>
+    </w:p>
+    <w:p>
+      <w:pPr>
+        <w:spacing w:after="140"/>
+      </w:pPr>
+      <w:r>
+        <w:rPr>
+          <w:sz w:val="22"/>
+          <w:szCs w:val="22"/>
+        </w:rPr>
+        <w:t xml:space="preserve">The current version is available to all staff at the «ward policy file» and, if the hospital keeps an intranet, at «staff intranet / policies».</w:t>
+      </w:r>
+    </w:p>
+    <w:p>
+      <w:pPr>
+        <w:spacing w:after="140"/>
+      </w:pPr>
+      <w:r>
+        <w:rPr>
+          <w:sz w:val="22"/>
+          <w:szCs w:val="22"/>
+        </w:rPr>
+        <w:t xml:space="preserve">When a new version is issued, take old copies out of use.</w:t>
+      </w:r>
+    </w:p>
+    <w:p>
+      <w:pPr>
+        <w:pStyle w:val="Heading1"/>
+        <w:spacing w:after="120" w:before="280"/>
+      </w:pPr>
+      <w:r>
+        <w:t>10. Abbreviations</w:t>
+      </w:r>
+    </w:p>
+    <w:p>
+      <w:pPr>
+        <w:spacing w:after="140"/>
+      </w:pPr>
+      <w:r>
+        <w:rPr>
+          <w:sz w:val="22"/>
+          <w:szCs w:val="22"/>
+        </w:rPr>
+        <w:t xml:space="preserve">CAPA — corrective and preventive action
+COP — Care of Patients (NABH SHCO chapter 5)
+ICU — intensive care unit
+MOM — Management of Medication (NABH SHCO chapter 6)
+MUST — Malnutrition Universal Screening Tool
+NABH — National Accreditation Board for Hospitals and Healthcare Providers
+NRS — Numeric Rating Scale (pain) / Nutritional Risk Screening (nutrition)
+OE — objective element
+RCA — root-cause analysis
+SHCO — Standards for Small Healthcare Organisations</w:t>
+      </w:r>
+    </w:p>
+    <w:p>
+      <w:pPr>
+        <w:pStyle w:val="Heading1"/>
+        <w:spacing w:after="120" w:before="280"/>
+      </w:pPr>
+      <w:r>
+        <w:t>11. Traceability to NABH SHCO 3rd Edition COP.13</w:t>
       </w:r>
     </w:p>
     <w:p>
@@ -3435,6 +3354,29 @@
           <w:sz w:val="20"/>
           <w:szCs w:val="20"/>
         </w:rPr>
+        <w:t xml:space="preserve">This table is an index. It is not how the policy is organised.</w:t>
+      </w:r>
+    </w:p>
+    <w:p>
+      <w:pPr>
+        <w:pStyle w:val="Heading1"/>
+        <w:spacing w:after="120" w:before="280"/>
+      </w:pPr>
+      <w:r>
+        <w:t>12. Required Records / Evidence Checklist</w:t>
+      </w:r>
+    </w:p>
+    <w:p>
+      <w:pPr>
+        <w:spacing w:after="120"/>
+      </w:pPr>
+      <w:r>
+        <w:rPr>
+          <w:i/>
+          <w:iCs/>
+          <w:sz w:val="20"/>
+          <w:szCs w:val="20"/>
+        </w:rPr>
         <w:t xml:space="preserve">Records the hospital holds under this policy, listed by objective element.</w:t>
       </w:r>
     </w:p>
@@ -3830,6 +3772,49 @@
           <w:szCs w:val="22"/>
         </w:rPr>
         <w:t xml:space="preserve">Bedside verification records that correct diet reached the patient.</w:t>
+      </w:r>
+    </w:p>
+    <w:p>
+      <w:pPr>
+        <w:pStyle w:val="Heading1"/>
+        <w:spacing w:after="120" w:before="280"/>
+      </w:pPr>
+      <w:r>
+        <w:t>13. References</w:t>
+      </w:r>
+    </w:p>
+    <w:p>
+      <w:pPr>
+        <w:pStyle w:val="ListParagraph"/>
+        <w:numPr>
+          <w:ilvl w:val="0"/>
+          <w:numId w:val="1"/>
+        </w:numPr>
+        <w:spacing w:after="60"/>
+      </w:pPr>
+      <w:r>
+        <w:rPr>
+          <w:sz w:val="22"/>
+          <w:szCs w:val="22"/>
+        </w:rPr>
+        <w:t xml:space="preserve">National Accreditation Board for Hospitals and Healthcare Providers (NABH), Standards for Small Healthcare Organisations, 3rd Edition — Care of Patients chapter, standard COP.13.</w:t>
+      </w:r>
+    </w:p>
+    <w:p>
+      <w:pPr>
+        <w:pStyle w:val="ListParagraph"/>
+        <w:numPr>
+          <w:ilvl w:val="0"/>
+          <w:numId w:val="1"/>
+        </w:numPr>
+        <w:spacing w:after="60"/>
+      </w:pPr>
+      <w:r>
+        <w:rPr>
+          <w:sz w:val="22"/>
+          <w:szCs w:val="22"/>
+        </w:rPr>
+        <w:t xml:space="preserve">Internal documents of «Hospital Name»: pain assessment protocol, pain management guidelines, rehabilitation scope document, rehabilitation referral arrangements, nutritional screening tool, nutritional assessment form, therapeutic diet protocol, MOM medication management policy, COP.4 nursing care policy.</w:t>
       </w:r>
     </w:p>
     <w:p>
@@ -3954,7 +3939,7 @@
         <w:sz w:val="16"/>
         <w:szCs w:val="16"/>
       </w:rPr>
-      <w:t xml:space="preserve">«Hospital Name»  |  «COP/POL/13»  |  Controlled document  |  Pain Management, Rehabilitation Services and Nutritional Therapy</w:t>
+      <w:t>«Hospital Name»  |  «COP/POL/13»  |  Controlled document  |  Policy on Pain Management, Rehabilitation Services and Nutritional Therapy</w:t>
     </w:r>
   </w:p>
 </w:ftr>

--- a/policies/build/masters/COP.13_v2_master.docx
+++ b/policies/build/masters/COP.13_v2_master.docx
@@ -1775,7 +1775,7 @@
           <w:sz w:val="22"/>
           <w:szCs w:val="22"/>
         </w:rPr>
-        <w:t xml:space="preserve">Root-cause analysis is required when the same pain management gap, rehabilitation coordination failure, or nutritional screening omission recurs within six months.</w:t>
+        <w:t>Root-cause analysis is required when the same pain management gap, rehabilitation coordination failure, or nutritional screening omission recurs; the organisation's defined recurrence threshold applies, as documented in the hospital's Root Cause Analysis procedure.</w:t>
       </w:r>
     </w:p>
     <w:p>

--- a/policies/build/masters/COP.13_v2_master.docx
+++ b/policies/build/masters/COP.13_v2_master.docx
@@ -2611,6 +2611,7 @@
         <w:gridCol w:w="100"/>
         <w:gridCol w:w="100"/>
         <w:gridCol w:w="100"/>
+        <w:gridCol w:w="100"/>
       </w:tblGrid>
       <w:tr>
         <w:tc>
@@ -2638,6 +2639,26 @@
         </w:tc>
         <w:tc>
           <w:tcPr>
+            <w:tcW w:type="pct" w:w="12%"/>
+            <w:tcBorders>
+              <w:top w:val="single" w:color="999999" w:sz="4"/>
+              <w:left w:val="single" w:color="999999" w:sz="4"/>
+              <w:bottom w:val="single" w:color="999999" w:sz="4"/>
+              <w:right w:val="single" w:color="999999" w:sz="4"/>
+            </w:tcBorders>
+            <w:shd w:fill="E8E8E8" w:val="clear"/>
+          </w:tcPr>
+          <w:p>
+            <w:r>
+              <w:rPr>
+                <w:b/>
+              </w:rPr>
+              <w:t>Level</w:t>
+            </w:r>
+          </w:p>
+        </w:tc>
+        <w:tc>
+          <w:tcPr>
             <w:tcW w:type="pct" w:w="32%"/>
             <w:tcBorders>
               <w:top w:val="single" w:color="999999" w:sz="4"/>
@@ -2731,6 +2752,22 @@
         </w:tc>
         <w:tc>
           <w:tcPr>
+            <w:tcW w:type="pct" w:w="12%"/>
+            <w:tcBorders>
+              <w:top w:val="single" w:color="999999" w:sz="4"/>
+              <w:left w:val="single" w:color="999999" w:sz="4"/>
+              <w:bottom w:val="single" w:color="999999" w:sz="4"/>
+              <w:right w:val="single" w:color="999999" w:sz="4"/>
+            </w:tcBorders>
+          </w:tcPr>
+          <w:p>
+            <w:r>
+              <w:t>Commitment*</w:t>
+            </w:r>
+          </w:p>
+        </w:tc>
+        <w:tc>
+          <w:tcPr>
             <w:tcW w:type="pct" w:w="32%"/>
             <w:tcBorders>
               <w:top w:val="single" w:color="999999" w:sz="4"/>
@@ -2821,6 +2858,22 @@
         </w:tc>
         <w:tc>
           <w:tcPr>
+            <w:tcW w:type="pct" w:w="12%"/>
+            <w:tcBorders>
+              <w:top w:val="single" w:color="999999" w:sz="4"/>
+              <w:left w:val="single" w:color="999999" w:sz="4"/>
+              <w:bottom w:val="single" w:color="999999" w:sz="4"/>
+              <w:right w:val="single" w:color="999999" w:sz="4"/>
+            </w:tcBorders>
+          </w:tcPr>
+          <w:p>
+            <w:r>
+              <w:t>Commitment</w:t>
+            </w:r>
+          </w:p>
+        </w:tc>
+        <w:tc>
+          <w:tcPr>
             <w:tcW w:type="pct" w:w="32%"/>
             <w:tcBorders>
               <w:top w:val="single" w:color="999999" w:sz="4"/>
@@ -2911,6 +2964,22 @@
         </w:tc>
         <w:tc>
           <w:tcPr>
+            <w:tcW w:type="pct" w:w="12%"/>
+            <w:tcBorders>
+              <w:top w:val="single" w:color="999999" w:sz="4"/>
+              <w:left w:val="single" w:color="999999" w:sz="4"/>
+              <w:bottom w:val="single" w:color="999999" w:sz="4"/>
+              <w:right w:val="single" w:color="999999" w:sz="4"/>
+            </w:tcBorders>
+          </w:tcPr>
+          <w:p>
+            <w:r>
+              <w:t>Commitment*</w:t>
+            </w:r>
+          </w:p>
+        </w:tc>
+        <w:tc>
+          <w:tcPr>
             <w:tcW w:type="pct" w:w="32%"/>
             <w:tcBorders>
               <w:top w:val="single" w:color="999999" w:sz="4"/>
@@ -3001,6 +3070,22 @@
         </w:tc>
         <w:tc>
           <w:tcPr>
+            <w:tcW w:type="pct" w:w="12%"/>
+            <w:tcBorders>
+              <w:top w:val="single" w:color="999999" w:sz="4"/>
+              <w:left w:val="single" w:color="999999" w:sz="4"/>
+              <w:bottom w:val="single" w:color="999999" w:sz="4"/>
+              <w:right w:val="single" w:color="999999" w:sz="4"/>
+            </w:tcBorders>
+          </w:tcPr>
+          <w:p>
+            <w:r>
+              <w:t>Commitment</w:t>
+            </w:r>
+          </w:p>
+        </w:tc>
+        <w:tc>
+          <w:tcPr>
             <w:tcW w:type="pct" w:w="32%"/>
             <w:tcBorders>
               <w:top w:val="single" w:color="999999" w:sz="4"/>
@@ -3091,6 +3176,22 @@
         </w:tc>
         <w:tc>
           <w:tcPr>
+            <w:tcW w:type="pct" w:w="12%"/>
+            <w:tcBorders>
+              <w:top w:val="single" w:color="999999" w:sz="4"/>
+              <w:left w:val="single" w:color="999999" w:sz="4"/>
+              <w:bottom w:val="single" w:color="999999" w:sz="4"/>
+              <w:right w:val="single" w:color="999999" w:sz="4"/>
+            </w:tcBorders>
+          </w:tcPr>
+          <w:p>
+            <w:r>
+              <w:t>Commitment*</w:t>
+            </w:r>
+          </w:p>
+        </w:tc>
+        <w:tc>
+          <w:tcPr>
             <w:tcW w:type="pct" w:w="32%"/>
             <w:tcBorders>
               <w:top w:val="single" w:color="999999" w:sz="4"/>
@@ -3181,6 +3282,22 @@
         </w:tc>
         <w:tc>
           <w:tcPr>
+            <w:tcW w:type="pct" w:w="12%"/>
+            <w:tcBorders>
+              <w:top w:val="single" w:color="999999" w:sz="4"/>
+              <w:left w:val="single" w:color="999999" w:sz="4"/>
+              <w:bottom w:val="single" w:color="999999" w:sz="4"/>
+              <w:right w:val="single" w:color="999999" w:sz="4"/>
+            </w:tcBorders>
+          </w:tcPr>
+          <w:p>
+            <w:r>
+              <w:t>Commitment</w:t>
+            </w:r>
+          </w:p>
+        </w:tc>
+        <w:tc>
+          <w:tcPr>
             <w:tcW w:type="pct" w:w="32%"/>
             <w:tcBorders>
               <w:top w:val="single" w:color="999999" w:sz="4"/>
@@ -3313,27 +3430,485 @@
         <w:t>10. Abbreviations</w:t>
       </w:r>
     </w:p>
-    <w:p>
-      <w:pPr>
-        <w:spacing w:after="140"/>
-      </w:pPr>
-      <w:r>
-        <w:rPr>
-          <w:sz w:val="22"/>
-          <w:szCs w:val="22"/>
-        </w:rPr>
-        <w:t xml:space="preserve">CAPA — corrective and preventive action
-COP — Care of Patients (NABH SHCO chapter 5)
-ICU — intensive care unit
-MOM — Management of Medication (NABH SHCO chapter 6)
-MUST — Malnutrition Universal Screening Tool
-NABH — National Accreditation Board for Hospitals and Healthcare Providers
-NRS — Numeric Rating Scale (pain) / Nutritional Risk Screening (nutrition)
-OE — objective element
-RCA — root-cause analysis
-SHCO — Standards for Small Healthcare Organisations</w:t>
-      </w:r>
-    </w:p>
+    <w:tbl>
+      <w:tblPr>
+        <w:tblW w:type="pct" w:w="100%"/>
+        <w:tblBorders>
+          <w:top w:val="single" w:color="auto" w:sz="4"/>
+          <w:left w:val="single" w:color="auto" w:sz="4"/>
+          <w:bottom w:val="single" w:color="auto" w:sz="4"/>
+          <w:right w:val="single" w:color="auto" w:sz="4"/>
+          <w:insideH w:val="single" w:color="auto" w:sz="4"/>
+          <w:insideV w:val="single" w:color="auto" w:sz="4"/>
+        </w:tblBorders>
+      </w:tblPr>
+      <w:tblGrid>
+        <w:gridCol w:w="100"/>
+        <w:gridCol w:w="100"/>
+      </w:tblGrid>
+      <w:tr>
+        <w:tc>
+          <w:tcPr>
+            <w:tcW w:type="pct" w:w="22%"/>
+            <w:tcBorders>
+              <w:top w:val="single" w:color="999999" w:sz="4"/>
+              <w:left w:val="single" w:color="999999" w:sz="4"/>
+              <w:bottom w:val="single" w:color="999999" w:sz="4"/>
+              <w:right w:val="single" w:color="999999" w:sz="4"/>
+            </w:tcBorders>
+            <w:shd w:fill="E8E8E8" w:val="clear"/>
+          </w:tcPr>
+          <w:p>
+            <w:r>
+              <w:rPr>
+                <w:b/>
+              </w:rPr>
+              <w:t>Abbreviation</w:t>
+            </w:r>
+          </w:p>
+        </w:tc>
+        <w:tc>
+          <w:tcPr>
+            <w:tcW w:type="pct" w:w="22%"/>
+            <w:tcBorders>
+              <w:top w:val="single" w:color="999999" w:sz="4"/>
+              <w:left w:val="single" w:color="999999" w:sz="4"/>
+              <w:bottom w:val="single" w:color="999999" w:sz="4"/>
+              <w:right w:val="single" w:color="999999" w:sz="4"/>
+            </w:tcBorders>
+            <w:shd w:fill="E8E8E8" w:val="clear"/>
+          </w:tcPr>
+          <w:p>
+            <w:r>
+              <w:rPr>
+                <w:b/>
+              </w:rPr>
+              <w:t>Meaning</w:t>
+            </w:r>
+          </w:p>
+        </w:tc>
+      </w:tr>
+      <w:tr>
+        <w:tc>
+          <w:tcPr>
+            <w:tcW w:type="pct" w:w="22%"/>
+            <w:tcBorders>
+              <w:top w:val="single" w:color="999999" w:sz="4"/>
+              <w:left w:val="single" w:color="999999" w:sz="4"/>
+              <w:bottom w:val="single" w:color="999999" w:sz="4"/>
+              <w:right w:val="single" w:color="999999" w:sz="4"/>
+            </w:tcBorders>
+            <w:shd w:fill="E8E8E8" w:val="clear"/>
+          </w:tcPr>
+          <w:p>
+            <w:r>
+              <w:rPr>
+                <w:b w:val="0"/>
+              </w:rPr>
+              <w:t>CAPA</w:t>
+            </w:r>
+          </w:p>
+        </w:tc>
+        <w:tc>
+          <w:tcPr>
+            <w:tcW w:type="pct" w:w="22%"/>
+            <w:tcBorders>
+              <w:top w:val="single" w:color="999999" w:sz="4"/>
+              <w:left w:val="single" w:color="999999" w:sz="4"/>
+              <w:bottom w:val="single" w:color="999999" w:sz="4"/>
+              <w:right w:val="single" w:color="999999" w:sz="4"/>
+            </w:tcBorders>
+            <w:shd w:fill="E8E8E8" w:val="clear"/>
+          </w:tcPr>
+          <w:p>
+            <w:r>
+              <w:rPr>
+                <w:b w:val="0"/>
+              </w:rPr>
+              <w:t>corrective and preventive action</w:t>
+            </w:r>
+          </w:p>
+        </w:tc>
+      </w:tr>
+      <w:tr>
+        <w:tc>
+          <w:tcPr>
+            <w:tcW w:type="pct" w:w="22%"/>
+            <w:tcBorders>
+              <w:top w:val="single" w:color="999999" w:sz="4"/>
+              <w:left w:val="single" w:color="999999" w:sz="4"/>
+              <w:bottom w:val="single" w:color="999999" w:sz="4"/>
+              <w:right w:val="single" w:color="999999" w:sz="4"/>
+            </w:tcBorders>
+            <w:shd w:fill="E8E8E8" w:val="clear"/>
+          </w:tcPr>
+          <w:p>
+            <w:r>
+              <w:rPr>
+                <w:b w:val="0"/>
+              </w:rPr>
+              <w:t>COP</w:t>
+            </w:r>
+          </w:p>
+        </w:tc>
+        <w:tc>
+          <w:tcPr>
+            <w:tcW w:type="pct" w:w="22%"/>
+            <w:tcBorders>
+              <w:top w:val="single" w:color="999999" w:sz="4"/>
+              <w:left w:val="single" w:color="999999" w:sz="4"/>
+              <w:bottom w:val="single" w:color="999999" w:sz="4"/>
+              <w:right w:val="single" w:color="999999" w:sz="4"/>
+            </w:tcBorders>
+            <w:shd w:fill="E8E8E8" w:val="clear"/>
+          </w:tcPr>
+          <w:p>
+            <w:r>
+              <w:rPr>
+                <w:b w:val="0"/>
+              </w:rPr>
+              <w:t>Care of Patients (NABH SHCO chapter 5)</w:t>
+            </w:r>
+          </w:p>
+        </w:tc>
+      </w:tr>
+      <w:tr>
+        <w:tc>
+          <w:tcPr>
+            <w:tcW w:type="pct" w:w="22%"/>
+            <w:tcBorders>
+              <w:top w:val="single" w:color="999999" w:sz="4"/>
+              <w:left w:val="single" w:color="999999" w:sz="4"/>
+              <w:bottom w:val="single" w:color="999999" w:sz="4"/>
+              <w:right w:val="single" w:color="999999" w:sz="4"/>
+            </w:tcBorders>
+            <w:shd w:fill="E8E8E8" w:val="clear"/>
+          </w:tcPr>
+          <w:p>
+            <w:r>
+              <w:rPr>
+                <w:b w:val="0"/>
+              </w:rPr>
+              <w:t>ICU</w:t>
+            </w:r>
+          </w:p>
+        </w:tc>
+        <w:tc>
+          <w:tcPr>
+            <w:tcW w:type="pct" w:w="22%"/>
+            <w:tcBorders>
+              <w:top w:val="single" w:color="999999" w:sz="4"/>
+              <w:left w:val="single" w:color="999999" w:sz="4"/>
+              <w:bottom w:val="single" w:color="999999" w:sz="4"/>
+              <w:right w:val="single" w:color="999999" w:sz="4"/>
+            </w:tcBorders>
+            <w:shd w:fill="E8E8E8" w:val="clear"/>
+          </w:tcPr>
+          <w:p>
+            <w:r>
+              <w:rPr>
+                <w:b w:val="0"/>
+              </w:rPr>
+              <w:t>intensive care unit</w:t>
+            </w:r>
+          </w:p>
+        </w:tc>
+      </w:tr>
+      <w:tr>
+        <w:tc>
+          <w:tcPr>
+            <w:tcW w:type="pct" w:w="22%"/>
+            <w:tcBorders>
+              <w:top w:val="single" w:color="999999" w:sz="4"/>
+              <w:left w:val="single" w:color="999999" w:sz="4"/>
+              <w:bottom w:val="single" w:color="999999" w:sz="4"/>
+              <w:right w:val="single" w:color="999999" w:sz="4"/>
+            </w:tcBorders>
+            <w:shd w:fill="E8E8E8" w:val="clear"/>
+          </w:tcPr>
+          <w:p>
+            <w:r>
+              <w:rPr>
+                <w:b w:val="0"/>
+              </w:rPr>
+              <w:t>MOM</w:t>
+            </w:r>
+          </w:p>
+        </w:tc>
+        <w:tc>
+          <w:tcPr>
+            <w:tcW w:type="pct" w:w="22%"/>
+            <w:tcBorders>
+              <w:top w:val="single" w:color="999999" w:sz="4"/>
+              <w:left w:val="single" w:color="999999" w:sz="4"/>
+              <w:bottom w:val="single" w:color="999999" w:sz="4"/>
+              <w:right w:val="single" w:color="999999" w:sz="4"/>
+            </w:tcBorders>
+            <w:shd w:fill="E8E8E8" w:val="clear"/>
+          </w:tcPr>
+          <w:p>
+            <w:r>
+              <w:rPr>
+                <w:b w:val="0"/>
+              </w:rPr>
+              <w:t>Management of Medication (NABH SHCO chapter 6)</w:t>
+            </w:r>
+          </w:p>
+        </w:tc>
+      </w:tr>
+      <w:tr>
+        <w:tc>
+          <w:tcPr>
+            <w:tcW w:type="pct" w:w="22%"/>
+            <w:tcBorders>
+              <w:top w:val="single" w:color="999999" w:sz="4"/>
+              <w:left w:val="single" w:color="999999" w:sz="4"/>
+              <w:bottom w:val="single" w:color="999999" w:sz="4"/>
+              <w:right w:val="single" w:color="999999" w:sz="4"/>
+            </w:tcBorders>
+            <w:shd w:fill="E8E8E8" w:val="clear"/>
+          </w:tcPr>
+          <w:p>
+            <w:r>
+              <w:rPr>
+                <w:b w:val="0"/>
+              </w:rPr>
+              <w:t>MUST</w:t>
+            </w:r>
+          </w:p>
+        </w:tc>
+        <w:tc>
+          <w:tcPr>
+            <w:tcW w:type="pct" w:w="22%"/>
+            <w:tcBorders>
+              <w:top w:val="single" w:color="999999" w:sz="4"/>
+              <w:left w:val="single" w:color="999999" w:sz="4"/>
+              <w:bottom w:val="single" w:color="999999" w:sz="4"/>
+              <w:right w:val="single" w:color="999999" w:sz="4"/>
+            </w:tcBorders>
+            <w:shd w:fill="E8E8E8" w:val="clear"/>
+          </w:tcPr>
+          <w:p>
+            <w:r>
+              <w:rPr>
+                <w:b w:val="0"/>
+              </w:rPr>
+              <w:t>Malnutrition Universal Screening Tool</w:t>
+            </w:r>
+          </w:p>
+        </w:tc>
+      </w:tr>
+      <w:tr>
+        <w:tc>
+          <w:tcPr>
+            <w:tcW w:type="pct" w:w="22%"/>
+            <w:tcBorders>
+              <w:top w:val="single" w:color="999999" w:sz="4"/>
+              <w:left w:val="single" w:color="999999" w:sz="4"/>
+              <w:bottom w:val="single" w:color="999999" w:sz="4"/>
+              <w:right w:val="single" w:color="999999" w:sz="4"/>
+            </w:tcBorders>
+            <w:shd w:fill="E8E8E8" w:val="clear"/>
+          </w:tcPr>
+          <w:p>
+            <w:r>
+              <w:rPr>
+                <w:b w:val="0"/>
+              </w:rPr>
+              <w:t>NABH</w:t>
+            </w:r>
+          </w:p>
+        </w:tc>
+        <w:tc>
+          <w:tcPr>
+            <w:tcW w:type="pct" w:w="22%"/>
+            <w:tcBorders>
+              <w:top w:val="single" w:color="999999" w:sz="4"/>
+              <w:left w:val="single" w:color="999999" w:sz="4"/>
+              <w:bottom w:val="single" w:color="999999" w:sz="4"/>
+              <w:right w:val="single" w:color="999999" w:sz="4"/>
+            </w:tcBorders>
+            <w:shd w:fill="E8E8E8" w:val="clear"/>
+          </w:tcPr>
+          <w:p>
+            <w:r>
+              <w:rPr>
+                <w:b w:val="0"/>
+              </w:rPr>
+              <w:t>National Accreditation Board for Hospitals and Healthcare Providers</w:t>
+            </w:r>
+          </w:p>
+        </w:tc>
+      </w:tr>
+      <w:tr>
+        <w:tc>
+          <w:tcPr>
+            <w:tcW w:type="pct" w:w="22%"/>
+            <w:tcBorders>
+              <w:top w:val="single" w:color="999999" w:sz="4"/>
+              <w:left w:val="single" w:color="999999" w:sz="4"/>
+              <w:bottom w:val="single" w:color="999999" w:sz="4"/>
+              <w:right w:val="single" w:color="999999" w:sz="4"/>
+            </w:tcBorders>
+            <w:shd w:fill="E8E8E8" w:val="clear"/>
+          </w:tcPr>
+          <w:p>
+            <w:r>
+              <w:rPr>
+                <w:b w:val="0"/>
+              </w:rPr>
+              <w:t>NRS</w:t>
+            </w:r>
+          </w:p>
+        </w:tc>
+        <w:tc>
+          <w:tcPr>
+            <w:tcW w:type="pct" w:w="22%"/>
+            <w:tcBorders>
+              <w:top w:val="single" w:color="999999" w:sz="4"/>
+              <w:left w:val="single" w:color="999999" w:sz="4"/>
+              <w:bottom w:val="single" w:color="999999" w:sz="4"/>
+              <w:right w:val="single" w:color="999999" w:sz="4"/>
+            </w:tcBorders>
+            <w:shd w:fill="E8E8E8" w:val="clear"/>
+          </w:tcPr>
+          <w:p>
+            <w:r>
+              <w:rPr>
+                <w:b w:val="0"/>
+              </w:rPr>
+              <w:t>Numeric Rating Scale (pain) / Nutritional Risk Screening (nutrition)</w:t>
+            </w:r>
+          </w:p>
+        </w:tc>
+      </w:tr>
+      <w:tr>
+        <w:tc>
+          <w:tcPr>
+            <w:tcW w:type="pct" w:w="22%"/>
+            <w:tcBorders>
+              <w:top w:val="single" w:color="999999" w:sz="4"/>
+              <w:left w:val="single" w:color="999999" w:sz="4"/>
+              <w:bottom w:val="single" w:color="999999" w:sz="4"/>
+              <w:right w:val="single" w:color="999999" w:sz="4"/>
+            </w:tcBorders>
+            <w:shd w:fill="E8E8E8" w:val="clear"/>
+          </w:tcPr>
+          <w:p>
+            <w:r>
+              <w:rPr>
+                <w:b w:val="0"/>
+              </w:rPr>
+              <w:t>OE</w:t>
+            </w:r>
+          </w:p>
+        </w:tc>
+        <w:tc>
+          <w:tcPr>
+            <w:tcW w:type="pct" w:w="22%"/>
+            <w:tcBorders>
+              <w:top w:val="single" w:color="999999" w:sz="4"/>
+              <w:left w:val="single" w:color="999999" w:sz="4"/>
+              <w:bottom w:val="single" w:color="999999" w:sz="4"/>
+              <w:right w:val="single" w:color="999999" w:sz="4"/>
+            </w:tcBorders>
+            <w:shd w:fill="E8E8E8" w:val="clear"/>
+          </w:tcPr>
+          <w:p>
+            <w:r>
+              <w:rPr>
+                <w:b w:val="0"/>
+              </w:rPr>
+              <w:t>objective element</w:t>
+            </w:r>
+          </w:p>
+        </w:tc>
+      </w:tr>
+      <w:tr>
+        <w:tc>
+          <w:tcPr>
+            <w:tcW w:type="pct" w:w="22%"/>
+            <w:tcBorders>
+              <w:top w:val="single" w:color="999999" w:sz="4"/>
+              <w:left w:val="single" w:color="999999" w:sz="4"/>
+              <w:bottom w:val="single" w:color="999999" w:sz="4"/>
+              <w:right w:val="single" w:color="999999" w:sz="4"/>
+            </w:tcBorders>
+            <w:shd w:fill="E8E8E8" w:val="clear"/>
+          </w:tcPr>
+          <w:p>
+            <w:r>
+              <w:rPr>
+                <w:b w:val="0"/>
+              </w:rPr>
+              <w:t>RCA</w:t>
+            </w:r>
+          </w:p>
+        </w:tc>
+        <w:tc>
+          <w:tcPr>
+            <w:tcW w:type="pct" w:w="22%"/>
+            <w:tcBorders>
+              <w:top w:val="single" w:color="999999" w:sz="4"/>
+              <w:left w:val="single" w:color="999999" w:sz="4"/>
+              <w:bottom w:val="single" w:color="999999" w:sz="4"/>
+              <w:right w:val="single" w:color="999999" w:sz="4"/>
+            </w:tcBorders>
+            <w:shd w:fill="E8E8E8" w:val="clear"/>
+          </w:tcPr>
+          <w:p>
+            <w:r>
+              <w:rPr>
+                <w:b w:val="0"/>
+              </w:rPr>
+              <w:t>root-cause analysis</w:t>
+            </w:r>
+          </w:p>
+        </w:tc>
+      </w:tr>
+      <w:tr>
+        <w:tc>
+          <w:tcPr>
+            <w:tcW w:type="pct" w:w="22%"/>
+            <w:tcBorders>
+              <w:top w:val="single" w:color="999999" w:sz="4"/>
+              <w:left w:val="single" w:color="999999" w:sz="4"/>
+              <w:bottom w:val="single" w:color="999999" w:sz="4"/>
+              <w:right w:val="single" w:color="999999" w:sz="4"/>
+            </w:tcBorders>
+            <w:shd w:fill="E8E8E8" w:val="clear"/>
+          </w:tcPr>
+          <w:p>
+            <w:r>
+              <w:rPr>
+                <w:b w:val="0"/>
+              </w:rPr>
+              <w:t>SHCO</w:t>
+            </w:r>
+          </w:p>
+        </w:tc>
+        <w:tc>
+          <w:tcPr>
+            <w:tcW w:type="pct" w:w="22%"/>
+            <w:tcBorders>
+              <w:top w:val="single" w:color="999999" w:sz="4"/>
+              <w:left w:val="single" w:color="999999" w:sz="4"/>
+              <w:bottom w:val="single" w:color="999999" w:sz="4"/>
+              <w:right w:val="single" w:color="999999" w:sz="4"/>
+            </w:tcBorders>
+            <w:shd w:fill="E8E8E8" w:val="clear"/>
+          </w:tcPr>
+          <w:p>
+            <w:r>
+              <w:rPr>
+                <w:b w:val="0"/>
+              </w:rPr>
+              <w:t>Standards for Small Healthcare Organisations</w:t>
+            </w:r>
+          </w:p>
+        </w:tc>
+      </w:tr>
+    </w:tbl>
     <w:p>
       <w:pPr>
         <w:pStyle w:val="Heading1"/>

--- a/policies/build/masters/COP.13_v2_master.docx
+++ b/policies/build/masters/COP.13_v2_master.docx
@@ -694,18 +694,6 @@
     </w:p>
     <w:p>
       <w:pPr>
-        <w:spacing w:after="140"/>
-      </w:pPr>
-      <w:r>
-        <w:rPr>
-          <w:sz w:val="22"/>
-          <w:szCs w:val="22"/>
-        </w:rPr>
-        <w:t xml:space="preserve">Words marked «like this» are defaults a small hospital can keep. A blank marked «________» has no sensible default. Fill it in before this document is signed.</w:t>
-      </w:r>
-    </w:p>
-    <w:p>
-      <w:pPr>
         <w:pStyle w:val="Heading1"/>
         <w:spacing w:after="120" w:before="280"/>
       </w:pPr>
@@ -735,86 +723,6 @@
           <w:szCs w:val="22"/>
         </w:rPr>
         <w:t xml:space="preserve">It covers the six elements COP.13.a–f name. It does not cover medication management as a system (MOM), nursing care policy (COP.4), or ICU-specific care (COP.6).</w:t>
-      </w:r>
-    </w:p>
-    <w:p>
-      <w:pPr>
-        <w:spacing w:after="140"/>
-      </w:pPr>
-      <w:r>
-        <w:rPr>
-          <w:sz w:val="22"/>
-          <w:szCs w:val="22"/>
-        </w:rPr>
-        <w:t xml:space="preserve">Boundaries with other policies of «Hospital Name»:</w:t>
-      </w:r>
-    </w:p>
-    <w:p>
-      <w:pPr>
-        <w:pStyle w:val="ListParagraph"/>
-        <w:numPr>
-          <w:ilvl w:val="0"/>
-          <w:numId w:val="1"/>
-        </w:numPr>
-        <w:spacing w:after="60"/>
-      </w:pPr>
-      <w:r>
-        <w:rPr>
-          <w:sz w:val="22"/>
-          <w:szCs w:val="22"/>
-        </w:rPr>
-        <w:t xml:space="preserve">MOM owns medication management. This policy owns initiation and titration of pain alleviation measures or medications.</w:t>
-      </w:r>
-    </w:p>
-    <w:p>
-      <w:pPr>
-        <w:pStyle w:val="ListParagraph"/>
-        <w:numPr>
-          <w:ilvl w:val="0"/>
-          <w:numId w:val="1"/>
-        </w:numPr>
-        <w:spacing w:after="60"/>
-      </w:pPr>
-      <w:r>
-        <w:rPr>
-          <w:sz w:val="22"/>
-          <w:szCs w:val="22"/>
-        </w:rPr>
-        <w:t xml:space="preserve">COP.4 owns nursing care. This policy owns pain assessment, nutritional screening and diet delivery that nurses perform.</w:t>
-      </w:r>
-    </w:p>
-    <w:p>
-      <w:pPr>
-        <w:pStyle w:val="ListParagraph"/>
-        <w:numPr>
-          <w:ilvl w:val="0"/>
-          <w:numId w:val="1"/>
-        </w:numPr>
-        <w:spacing w:after="60"/>
-      </w:pPr>
-      <w:r>
-        <w:rPr>
-          <w:sz w:val="22"/>
-          <w:szCs w:val="22"/>
-        </w:rPr>
-        <w:t xml:space="preserve">COP.6 owns ICU care. This policy owns pain management and nutritional therapy within the ICU context.</w:t>
-      </w:r>
-    </w:p>
-    <w:p>
-      <w:pPr>
-        <w:pStyle w:val="ListParagraph"/>
-        <w:numPr>
-          <w:ilvl w:val="0"/>
-          <w:numId w:val="1"/>
-        </w:numPr>
-        <w:spacing w:after="60"/>
-      </w:pPr>
-      <w:r>
-        <w:rPr>
-          <w:sz w:val="22"/>
-          <w:szCs w:val="22"/>
-        </w:rPr>
-        <w:t xml:space="preserve">COP.12 owns higher-risk patient management. This policy owns nutritional risk screening and therapeutic diet for at-risk patients.</w:t>
       </w:r>
     </w:p>
     <w:p>

--- a/policies/build/masters/COP.13_v2_master.docx
+++ b/policies/build/masters/COP.13_v2_master.docx
@@ -2502,6 +2502,574 @@
         <w:t xml:space="preserve">The Nursing Superintendent holds signed acknowledgements with the induction record.</w:t>
       </w:r>
     </w:p>
+    <w:p>
+      <w:pPr>
+        <w:pStyle w:val="Heading1"/>
+        <w:spacing w:after="120" w:before="280"/>
+      </w:pPr>
+      <w:r>
+        <w:t>9. Distribution</w:t>
+      </w:r>
+    </w:p>
+    <w:p>
+      <w:pPr>
+        <w:spacing w:after="140"/>
+      </w:pPr>
+      <w:r>
+        <w:rPr>
+          <w:sz w:val="22"/>
+          <w:szCs w:val="22"/>
+        </w:rPr>
+        <w:t xml:space="preserve">Official master copy: office of the Medical Superintendent, «Hospital Name», with the Quality Coordinator.</w:t>
+      </w:r>
+    </w:p>
+    <w:p>
+      <w:pPr>
+        <w:spacing w:after="140"/>
+      </w:pPr>
+      <w:r>
+        <w:rPr>
+          <w:sz w:val="22"/>
+          <w:szCs w:val="22"/>
+        </w:rPr>
+        <w:t xml:space="preserve">Copies issued to: every in-patient ward; ICU; emergency department; physiotherapy; dietary/kitchen; nursing administration.</w:t>
+      </w:r>
+    </w:p>
+    <w:p>
+      <w:pPr>
+        <w:spacing w:after="140"/>
+      </w:pPr>
+      <w:r>
+        <w:rPr>
+          <w:sz w:val="22"/>
+          <w:szCs w:val="22"/>
+        </w:rPr>
+        <w:t xml:space="preserve">The current version is available to all staff at the «ward policy file» and, if the hospital keeps an intranet, at «staff intranet / policies».</w:t>
+      </w:r>
+    </w:p>
+    <w:p>
+      <w:pPr>
+        <w:spacing w:after="140"/>
+      </w:pPr>
+      <w:r>
+        <w:rPr>
+          <w:sz w:val="22"/>
+          <w:szCs w:val="22"/>
+        </w:rPr>
+        <w:t xml:space="preserve">When a new version is issued, take old copies out of use.</w:t>
+      </w:r>
+    </w:p>
+    <w:p>
+      <w:pPr>
+        <w:pStyle w:val="Heading1"/>
+        <w:spacing w:after="120" w:before="280"/>
+      </w:pPr>
+      <w:r>
+        <w:t>10. Abbreviations</w:t>
+      </w:r>
+    </w:p>
+    <w:tbl>
+      <w:tblPr>
+        <w:tblW w:type="pct" w:w="100%"/>
+        <w:tblBorders>
+          <w:top w:val="single" w:color="auto" w:sz="4"/>
+          <w:left w:val="single" w:color="auto" w:sz="4"/>
+          <w:bottom w:val="single" w:color="auto" w:sz="4"/>
+          <w:right w:val="single" w:color="auto" w:sz="4"/>
+          <w:insideH w:val="single" w:color="auto" w:sz="4"/>
+          <w:insideV w:val="single" w:color="auto" w:sz="4"/>
+        </w:tblBorders>
+      </w:tblPr>
+      <w:tblGrid>
+        <w:gridCol w:w="100"/>
+        <w:gridCol w:w="100"/>
+      </w:tblGrid>
+      <w:tr>
+        <w:tc>
+          <w:tcPr>
+            <w:tcW w:type="pct" w:w="22%"/>
+            <w:tcBorders>
+              <w:top w:val="single" w:color="999999" w:sz="4"/>
+              <w:left w:val="single" w:color="999999" w:sz="4"/>
+              <w:bottom w:val="single" w:color="999999" w:sz="4"/>
+              <w:right w:val="single" w:color="999999" w:sz="4"/>
+            </w:tcBorders>
+            <w:shd w:fill="E8E8E8" w:val="clear"/>
+          </w:tcPr>
+          <w:p>
+            <w:r>
+              <w:rPr>
+                <w:b/>
+              </w:rPr>
+              <w:t>Abbreviation</w:t>
+            </w:r>
+          </w:p>
+        </w:tc>
+        <w:tc>
+          <w:tcPr>
+            <w:tcW w:type="pct" w:w="22%"/>
+            <w:tcBorders>
+              <w:top w:val="single" w:color="999999" w:sz="4"/>
+              <w:left w:val="single" w:color="999999" w:sz="4"/>
+              <w:bottom w:val="single" w:color="999999" w:sz="4"/>
+              <w:right w:val="single" w:color="999999" w:sz="4"/>
+            </w:tcBorders>
+            <w:shd w:fill="E8E8E8" w:val="clear"/>
+          </w:tcPr>
+          <w:p>
+            <w:r>
+              <w:rPr>
+                <w:b/>
+              </w:rPr>
+              <w:t>Meaning</w:t>
+            </w:r>
+          </w:p>
+        </w:tc>
+      </w:tr>
+      <w:tr>
+        <w:tc>
+          <w:tcPr>
+            <w:tcW w:type="pct" w:w="22%"/>
+            <w:tcBorders>
+              <w:top w:val="single" w:color="999999" w:sz="4"/>
+              <w:left w:val="single" w:color="999999" w:sz="4"/>
+              <w:bottom w:val="single" w:color="999999" w:sz="4"/>
+              <w:right w:val="single" w:color="999999" w:sz="4"/>
+            </w:tcBorders>
+            <w:shd w:fill="E8E8E8" w:val="clear"/>
+          </w:tcPr>
+          <w:p>
+            <w:r>
+              <w:rPr>
+                <w:b w:val="0"/>
+              </w:rPr>
+              <w:t>CAPA</w:t>
+            </w:r>
+          </w:p>
+        </w:tc>
+        <w:tc>
+          <w:tcPr>
+            <w:tcW w:type="pct" w:w="22%"/>
+            <w:tcBorders>
+              <w:top w:val="single" w:color="999999" w:sz="4"/>
+              <w:left w:val="single" w:color="999999" w:sz="4"/>
+              <w:bottom w:val="single" w:color="999999" w:sz="4"/>
+              <w:right w:val="single" w:color="999999" w:sz="4"/>
+            </w:tcBorders>
+            <w:shd w:fill="E8E8E8" w:val="clear"/>
+          </w:tcPr>
+          <w:p>
+            <w:r>
+              <w:rPr>
+                <w:b w:val="0"/>
+              </w:rPr>
+              <w:t>corrective and preventive action</w:t>
+            </w:r>
+          </w:p>
+        </w:tc>
+      </w:tr>
+      <w:tr>
+        <w:tc>
+          <w:tcPr>
+            <w:tcW w:type="pct" w:w="22%"/>
+            <w:tcBorders>
+              <w:top w:val="single" w:color="999999" w:sz="4"/>
+              <w:left w:val="single" w:color="999999" w:sz="4"/>
+              <w:bottom w:val="single" w:color="999999" w:sz="4"/>
+              <w:right w:val="single" w:color="999999" w:sz="4"/>
+            </w:tcBorders>
+            <w:shd w:fill="E8E8E8" w:val="clear"/>
+          </w:tcPr>
+          <w:p>
+            <w:r>
+              <w:rPr>
+                <w:b w:val="0"/>
+              </w:rPr>
+              <w:t>COP</w:t>
+            </w:r>
+          </w:p>
+        </w:tc>
+        <w:tc>
+          <w:tcPr>
+            <w:tcW w:type="pct" w:w="22%"/>
+            <w:tcBorders>
+              <w:top w:val="single" w:color="999999" w:sz="4"/>
+              <w:left w:val="single" w:color="999999" w:sz="4"/>
+              <w:bottom w:val="single" w:color="999999" w:sz="4"/>
+              <w:right w:val="single" w:color="999999" w:sz="4"/>
+            </w:tcBorders>
+            <w:shd w:fill="E8E8E8" w:val="clear"/>
+          </w:tcPr>
+          <w:p>
+            <w:r>
+              <w:rPr>
+                <w:b w:val="0"/>
+              </w:rPr>
+              <w:t>Care of Patients (NABH SHCO chapter 5)</w:t>
+            </w:r>
+          </w:p>
+        </w:tc>
+      </w:tr>
+      <w:tr>
+        <w:tc>
+          <w:tcPr>
+            <w:tcW w:type="pct" w:w="22%"/>
+            <w:tcBorders>
+              <w:top w:val="single" w:color="999999" w:sz="4"/>
+              <w:left w:val="single" w:color="999999" w:sz="4"/>
+              <w:bottom w:val="single" w:color="999999" w:sz="4"/>
+              <w:right w:val="single" w:color="999999" w:sz="4"/>
+            </w:tcBorders>
+            <w:shd w:fill="E8E8E8" w:val="clear"/>
+          </w:tcPr>
+          <w:p>
+            <w:r>
+              <w:rPr>
+                <w:b w:val="0"/>
+              </w:rPr>
+              <w:t>ICU</w:t>
+            </w:r>
+          </w:p>
+        </w:tc>
+        <w:tc>
+          <w:tcPr>
+            <w:tcW w:type="pct" w:w="22%"/>
+            <w:tcBorders>
+              <w:top w:val="single" w:color="999999" w:sz="4"/>
+              <w:left w:val="single" w:color="999999" w:sz="4"/>
+              <w:bottom w:val="single" w:color="999999" w:sz="4"/>
+              <w:right w:val="single" w:color="999999" w:sz="4"/>
+            </w:tcBorders>
+            <w:shd w:fill="E8E8E8" w:val="clear"/>
+          </w:tcPr>
+          <w:p>
+            <w:r>
+              <w:rPr>
+                <w:b w:val="0"/>
+              </w:rPr>
+              <w:t>intensive care unit</w:t>
+            </w:r>
+          </w:p>
+        </w:tc>
+      </w:tr>
+      <w:tr>
+        <w:tc>
+          <w:tcPr>
+            <w:tcW w:type="pct" w:w="22%"/>
+            <w:tcBorders>
+              <w:top w:val="single" w:color="999999" w:sz="4"/>
+              <w:left w:val="single" w:color="999999" w:sz="4"/>
+              <w:bottom w:val="single" w:color="999999" w:sz="4"/>
+              <w:right w:val="single" w:color="999999" w:sz="4"/>
+            </w:tcBorders>
+            <w:shd w:fill="E8E8E8" w:val="clear"/>
+          </w:tcPr>
+          <w:p>
+            <w:r>
+              <w:rPr>
+                <w:b w:val="0"/>
+              </w:rPr>
+              <w:t>MOM</w:t>
+            </w:r>
+          </w:p>
+        </w:tc>
+        <w:tc>
+          <w:tcPr>
+            <w:tcW w:type="pct" w:w="22%"/>
+            <w:tcBorders>
+              <w:top w:val="single" w:color="999999" w:sz="4"/>
+              <w:left w:val="single" w:color="999999" w:sz="4"/>
+              <w:bottom w:val="single" w:color="999999" w:sz="4"/>
+              <w:right w:val="single" w:color="999999" w:sz="4"/>
+            </w:tcBorders>
+            <w:shd w:fill="E8E8E8" w:val="clear"/>
+          </w:tcPr>
+          <w:p>
+            <w:r>
+              <w:rPr>
+                <w:b w:val="0"/>
+              </w:rPr>
+              <w:t>Management of Medication (NABH SHCO chapter 6)</w:t>
+            </w:r>
+          </w:p>
+        </w:tc>
+      </w:tr>
+      <w:tr>
+        <w:tc>
+          <w:tcPr>
+            <w:tcW w:type="pct" w:w="22%"/>
+            <w:tcBorders>
+              <w:top w:val="single" w:color="999999" w:sz="4"/>
+              <w:left w:val="single" w:color="999999" w:sz="4"/>
+              <w:bottom w:val="single" w:color="999999" w:sz="4"/>
+              <w:right w:val="single" w:color="999999" w:sz="4"/>
+            </w:tcBorders>
+            <w:shd w:fill="E8E8E8" w:val="clear"/>
+          </w:tcPr>
+          <w:p>
+            <w:r>
+              <w:rPr>
+                <w:b w:val="0"/>
+              </w:rPr>
+              <w:t>MUST</w:t>
+            </w:r>
+          </w:p>
+        </w:tc>
+        <w:tc>
+          <w:tcPr>
+            <w:tcW w:type="pct" w:w="22%"/>
+            <w:tcBorders>
+              <w:top w:val="single" w:color="999999" w:sz="4"/>
+              <w:left w:val="single" w:color="999999" w:sz="4"/>
+              <w:bottom w:val="single" w:color="999999" w:sz="4"/>
+              <w:right w:val="single" w:color="999999" w:sz="4"/>
+            </w:tcBorders>
+            <w:shd w:fill="E8E8E8" w:val="clear"/>
+          </w:tcPr>
+          <w:p>
+            <w:r>
+              <w:rPr>
+                <w:b w:val="0"/>
+              </w:rPr>
+              <w:t>Malnutrition Universal Screening Tool</w:t>
+            </w:r>
+          </w:p>
+        </w:tc>
+      </w:tr>
+      <w:tr>
+        <w:tc>
+          <w:tcPr>
+            <w:tcW w:type="pct" w:w="22%"/>
+            <w:tcBorders>
+              <w:top w:val="single" w:color="999999" w:sz="4"/>
+              <w:left w:val="single" w:color="999999" w:sz="4"/>
+              <w:bottom w:val="single" w:color="999999" w:sz="4"/>
+              <w:right w:val="single" w:color="999999" w:sz="4"/>
+            </w:tcBorders>
+            <w:shd w:fill="E8E8E8" w:val="clear"/>
+          </w:tcPr>
+          <w:p>
+            <w:r>
+              <w:rPr>
+                <w:b w:val="0"/>
+              </w:rPr>
+              <w:t>NABH</w:t>
+            </w:r>
+          </w:p>
+        </w:tc>
+        <w:tc>
+          <w:tcPr>
+            <w:tcW w:type="pct" w:w="22%"/>
+            <w:tcBorders>
+              <w:top w:val="single" w:color="999999" w:sz="4"/>
+              <w:left w:val="single" w:color="999999" w:sz="4"/>
+              <w:bottom w:val="single" w:color="999999" w:sz="4"/>
+              <w:right w:val="single" w:color="999999" w:sz="4"/>
+            </w:tcBorders>
+            <w:shd w:fill="E8E8E8" w:val="clear"/>
+          </w:tcPr>
+          <w:p>
+            <w:r>
+              <w:rPr>
+                <w:b w:val="0"/>
+              </w:rPr>
+              <w:t>National Accreditation Board for Hospitals and Healthcare Providers</w:t>
+            </w:r>
+          </w:p>
+        </w:tc>
+      </w:tr>
+      <w:tr>
+        <w:tc>
+          <w:tcPr>
+            <w:tcW w:type="pct" w:w="22%"/>
+            <w:tcBorders>
+              <w:top w:val="single" w:color="999999" w:sz="4"/>
+              <w:left w:val="single" w:color="999999" w:sz="4"/>
+              <w:bottom w:val="single" w:color="999999" w:sz="4"/>
+              <w:right w:val="single" w:color="999999" w:sz="4"/>
+            </w:tcBorders>
+            <w:shd w:fill="E8E8E8" w:val="clear"/>
+          </w:tcPr>
+          <w:p>
+            <w:r>
+              <w:rPr>
+                <w:b w:val="0"/>
+              </w:rPr>
+              <w:t>NRS</w:t>
+            </w:r>
+          </w:p>
+        </w:tc>
+        <w:tc>
+          <w:tcPr>
+            <w:tcW w:type="pct" w:w="22%"/>
+            <w:tcBorders>
+              <w:top w:val="single" w:color="999999" w:sz="4"/>
+              <w:left w:val="single" w:color="999999" w:sz="4"/>
+              <w:bottom w:val="single" w:color="999999" w:sz="4"/>
+              <w:right w:val="single" w:color="999999" w:sz="4"/>
+            </w:tcBorders>
+            <w:shd w:fill="E8E8E8" w:val="clear"/>
+          </w:tcPr>
+          <w:p>
+            <w:r>
+              <w:rPr>
+                <w:b w:val="0"/>
+              </w:rPr>
+              <w:t>Numeric Rating Scale (pain) / Nutritional Risk Screening (nutrition)</w:t>
+            </w:r>
+          </w:p>
+        </w:tc>
+      </w:tr>
+      <w:tr>
+        <w:tc>
+          <w:tcPr>
+            <w:tcW w:type="pct" w:w="22%"/>
+            <w:tcBorders>
+              <w:top w:val="single" w:color="999999" w:sz="4"/>
+              <w:left w:val="single" w:color="999999" w:sz="4"/>
+              <w:bottom w:val="single" w:color="999999" w:sz="4"/>
+              <w:right w:val="single" w:color="999999" w:sz="4"/>
+            </w:tcBorders>
+            <w:shd w:fill="E8E8E8" w:val="clear"/>
+          </w:tcPr>
+          <w:p>
+            <w:r>
+              <w:rPr>
+                <w:b w:val="0"/>
+              </w:rPr>
+              <w:t>OE</w:t>
+            </w:r>
+          </w:p>
+        </w:tc>
+        <w:tc>
+          <w:tcPr>
+            <w:tcW w:type="pct" w:w="22%"/>
+            <w:tcBorders>
+              <w:top w:val="single" w:color="999999" w:sz="4"/>
+              <w:left w:val="single" w:color="999999" w:sz="4"/>
+              <w:bottom w:val="single" w:color="999999" w:sz="4"/>
+              <w:right w:val="single" w:color="999999" w:sz="4"/>
+            </w:tcBorders>
+            <w:shd w:fill="E8E8E8" w:val="clear"/>
+          </w:tcPr>
+          <w:p>
+            <w:r>
+              <w:rPr>
+                <w:b w:val="0"/>
+              </w:rPr>
+              <w:t>objective element</w:t>
+            </w:r>
+          </w:p>
+        </w:tc>
+      </w:tr>
+      <w:tr>
+        <w:tc>
+          <w:tcPr>
+            <w:tcW w:type="pct" w:w="22%"/>
+            <w:tcBorders>
+              <w:top w:val="single" w:color="999999" w:sz="4"/>
+              <w:left w:val="single" w:color="999999" w:sz="4"/>
+              <w:bottom w:val="single" w:color="999999" w:sz="4"/>
+              <w:right w:val="single" w:color="999999" w:sz="4"/>
+            </w:tcBorders>
+            <w:shd w:fill="E8E8E8" w:val="clear"/>
+          </w:tcPr>
+          <w:p>
+            <w:r>
+              <w:rPr>
+                <w:b w:val="0"/>
+              </w:rPr>
+              <w:t>RCA</w:t>
+            </w:r>
+          </w:p>
+        </w:tc>
+        <w:tc>
+          <w:tcPr>
+            <w:tcW w:type="pct" w:w="22%"/>
+            <w:tcBorders>
+              <w:top w:val="single" w:color="999999" w:sz="4"/>
+              <w:left w:val="single" w:color="999999" w:sz="4"/>
+              <w:bottom w:val="single" w:color="999999" w:sz="4"/>
+              <w:right w:val="single" w:color="999999" w:sz="4"/>
+            </w:tcBorders>
+            <w:shd w:fill="E8E8E8" w:val="clear"/>
+          </w:tcPr>
+          <w:p>
+            <w:r>
+              <w:rPr>
+                <w:b w:val="0"/>
+              </w:rPr>
+              <w:t>root-cause analysis</w:t>
+            </w:r>
+          </w:p>
+        </w:tc>
+      </w:tr>
+      <w:tr>
+        <w:tc>
+          <w:tcPr>
+            <w:tcW w:type="pct" w:w="22%"/>
+            <w:tcBorders>
+              <w:top w:val="single" w:color="999999" w:sz="4"/>
+              <w:left w:val="single" w:color="999999" w:sz="4"/>
+              <w:bottom w:val="single" w:color="999999" w:sz="4"/>
+              <w:right w:val="single" w:color="999999" w:sz="4"/>
+            </w:tcBorders>
+            <w:shd w:fill="E8E8E8" w:val="clear"/>
+          </w:tcPr>
+          <w:p>
+            <w:r>
+              <w:rPr>
+                <w:b w:val="0"/>
+              </w:rPr>
+              <w:t>SHCO</w:t>
+            </w:r>
+          </w:p>
+        </w:tc>
+        <w:tc>
+          <w:tcPr>
+            <w:tcW w:type="pct" w:w="22%"/>
+            <w:tcBorders>
+              <w:top w:val="single" w:color="999999" w:sz="4"/>
+              <w:left w:val="single" w:color="999999" w:sz="4"/>
+              <w:bottom w:val="single" w:color="999999" w:sz="4"/>
+              <w:right w:val="single" w:color="999999" w:sz="4"/>
+            </w:tcBorders>
+            <w:shd w:fill="E8E8E8" w:val="clear"/>
+          </w:tcPr>
+          <w:p>
+            <w:r>
+              <w:rPr>
+                <w:b w:val="0"/>
+              </w:rPr>
+              <w:t>Standards for Small Healthcare Organisations</w:t>
+            </w:r>
+          </w:p>
+        </w:tc>
+      </w:tr>
+    </w:tbl>
+    <w:p>
+      <w:pPr>
+        <w:pStyle w:val="Heading1"/>
+        <w:spacing w:after="120" w:before="280"/>
+      </w:pPr>
+      <w:r>
+        <w:t>11. Traceability to NABH SHCO 3rd Edition COP.13</w:t>
+      </w:r>
+    </w:p>
+    <w:p>
+      <w:pPr>
+        <w:spacing w:after="120"/>
+      </w:pPr>
+      <w:r>
+        <w:rPr>
+          <w:i/>
+          <w:iCs/>
+          <w:sz w:val="20"/>
+          <w:szCs w:val="20"/>
+        </w:rPr>
+        <w:t xml:space="preserve">This table is an index. It is not how the policy is organised.</w:t>
+      </w:r>
+    </w:p>
     <w:tbl>
       <w:tblPr>
         <w:tblW w:type="pct" w:w="100%"/>
@@ -3272,574 +3840,6 @@
         </w:tc>
       </w:tr>
     </w:tbl>
-    <w:p>
-      <w:pPr>
-        <w:pStyle w:val="Heading1"/>
-        <w:spacing w:after="120" w:before="280"/>
-      </w:pPr>
-      <w:r>
-        <w:t>9. Distribution</w:t>
-      </w:r>
-    </w:p>
-    <w:p>
-      <w:pPr>
-        <w:spacing w:after="140"/>
-      </w:pPr>
-      <w:r>
-        <w:rPr>
-          <w:sz w:val="22"/>
-          <w:szCs w:val="22"/>
-        </w:rPr>
-        <w:t xml:space="preserve">Official master copy: office of the Medical Superintendent, «Hospital Name», with the Quality Coordinator.</w:t>
-      </w:r>
-    </w:p>
-    <w:p>
-      <w:pPr>
-        <w:spacing w:after="140"/>
-      </w:pPr>
-      <w:r>
-        <w:rPr>
-          <w:sz w:val="22"/>
-          <w:szCs w:val="22"/>
-        </w:rPr>
-        <w:t xml:space="preserve">Copies issued to: every in-patient ward; ICU; emergency department; physiotherapy; dietary/kitchen; nursing administration.</w:t>
-      </w:r>
-    </w:p>
-    <w:p>
-      <w:pPr>
-        <w:spacing w:after="140"/>
-      </w:pPr>
-      <w:r>
-        <w:rPr>
-          <w:sz w:val="22"/>
-          <w:szCs w:val="22"/>
-        </w:rPr>
-        <w:t xml:space="preserve">The current version is available to all staff at the «ward policy file» and, if the hospital keeps an intranet, at «staff intranet / policies».</w:t>
-      </w:r>
-    </w:p>
-    <w:p>
-      <w:pPr>
-        <w:spacing w:after="140"/>
-      </w:pPr>
-      <w:r>
-        <w:rPr>
-          <w:sz w:val="22"/>
-          <w:szCs w:val="22"/>
-        </w:rPr>
-        <w:t xml:space="preserve">When a new version is issued, take old copies out of use.</w:t>
-      </w:r>
-    </w:p>
-    <w:p>
-      <w:pPr>
-        <w:pStyle w:val="Heading1"/>
-        <w:spacing w:after="120" w:before="280"/>
-      </w:pPr>
-      <w:r>
-        <w:t>10. Abbreviations</w:t>
-      </w:r>
-    </w:p>
-    <w:tbl>
-      <w:tblPr>
-        <w:tblW w:type="pct" w:w="100%"/>
-        <w:tblBorders>
-          <w:top w:val="single" w:color="auto" w:sz="4"/>
-          <w:left w:val="single" w:color="auto" w:sz="4"/>
-          <w:bottom w:val="single" w:color="auto" w:sz="4"/>
-          <w:right w:val="single" w:color="auto" w:sz="4"/>
-          <w:insideH w:val="single" w:color="auto" w:sz="4"/>
-          <w:insideV w:val="single" w:color="auto" w:sz="4"/>
-        </w:tblBorders>
-      </w:tblPr>
-      <w:tblGrid>
-        <w:gridCol w:w="100"/>
-        <w:gridCol w:w="100"/>
-      </w:tblGrid>
-      <w:tr>
-        <w:tc>
-          <w:tcPr>
-            <w:tcW w:type="pct" w:w="22%"/>
-            <w:tcBorders>
-              <w:top w:val="single" w:color="999999" w:sz="4"/>
-              <w:left w:val="single" w:color="999999" w:sz="4"/>
-              <w:bottom w:val="single" w:color="999999" w:sz="4"/>
-              <w:right w:val="single" w:color="999999" w:sz="4"/>
-            </w:tcBorders>
-            <w:shd w:fill="E8E8E8" w:val="clear"/>
-          </w:tcPr>
-          <w:p>
-            <w:r>
-              <w:rPr>
-                <w:b/>
-              </w:rPr>
-              <w:t>Abbreviation</w:t>
-            </w:r>
-          </w:p>
-        </w:tc>
-        <w:tc>
-          <w:tcPr>
-            <w:tcW w:type="pct" w:w="22%"/>
-            <w:tcBorders>
-              <w:top w:val="single" w:color="999999" w:sz="4"/>
-              <w:left w:val="single" w:color="999999" w:sz="4"/>
-              <w:bottom w:val="single" w:color="999999" w:sz="4"/>
-              <w:right w:val="single" w:color="999999" w:sz="4"/>
-            </w:tcBorders>
-            <w:shd w:fill="E8E8E8" w:val="clear"/>
-          </w:tcPr>
-          <w:p>
-            <w:r>
-              <w:rPr>
-                <w:b/>
-              </w:rPr>
-              <w:t>Meaning</w:t>
-            </w:r>
-          </w:p>
-        </w:tc>
-      </w:tr>
-      <w:tr>
-        <w:tc>
-          <w:tcPr>
-            <w:tcW w:type="pct" w:w="22%"/>
-            <w:tcBorders>
-              <w:top w:val="single" w:color="999999" w:sz="4"/>
-              <w:left w:val="single" w:color="999999" w:sz="4"/>
-              <w:bottom w:val="single" w:color="999999" w:sz="4"/>
-              <w:right w:val="single" w:color="999999" w:sz="4"/>
-            </w:tcBorders>
-            <w:shd w:fill="E8E8E8" w:val="clear"/>
-          </w:tcPr>
-          <w:p>
-            <w:r>
-              <w:rPr>
-                <w:b w:val="0"/>
-              </w:rPr>
-              <w:t>CAPA</w:t>
-            </w:r>
-          </w:p>
-        </w:tc>
-        <w:tc>
-          <w:tcPr>
-            <w:tcW w:type="pct" w:w="22%"/>
-            <w:tcBorders>
-              <w:top w:val="single" w:color="999999" w:sz="4"/>
-              <w:left w:val="single" w:color="999999" w:sz="4"/>
-              <w:bottom w:val="single" w:color="999999" w:sz="4"/>
-              <w:right w:val="single" w:color="999999" w:sz="4"/>
-            </w:tcBorders>
-            <w:shd w:fill="E8E8E8" w:val="clear"/>
-          </w:tcPr>
-          <w:p>
-            <w:r>
-              <w:rPr>
-                <w:b w:val="0"/>
-              </w:rPr>
-              <w:t>corrective and preventive action</w:t>
-            </w:r>
-          </w:p>
-        </w:tc>
-      </w:tr>
-      <w:tr>
-        <w:tc>
-          <w:tcPr>
-            <w:tcW w:type="pct" w:w="22%"/>
-            <w:tcBorders>
-              <w:top w:val="single" w:color="999999" w:sz="4"/>
-              <w:left w:val="single" w:color="999999" w:sz="4"/>
-              <w:bottom w:val="single" w:color="999999" w:sz="4"/>
-              <w:right w:val="single" w:color="999999" w:sz="4"/>
-            </w:tcBorders>
-            <w:shd w:fill="E8E8E8" w:val="clear"/>
-          </w:tcPr>
-          <w:p>
-            <w:r>
-              <w:rPr>
-                <w:b w:val="0"/>
-              </w:rPr>
-              <w:t>COP</w:t>
-            </w:r>
-          </w:p>
-        </w:tc>
-        <w:tc>
-          <w:tcPr>
-            <w:tcW w:type="pct" w:w="22%"/>
-            <w:tcBorders>
-              <w:top w:val="single" w:color="999999" w:sz="4"/>
-              <w:left w:val="single" w:color="999999" w:sz="4"/>
-              <w:bottom w:val="single" w:color="999999" w:sz="4"/>
-              <w:right w:val="single" w:color="999999" w:sz="4"/>
-            </w:tcBorders>
-            <w:shd w:fill="E8E8E8" w:val="clear"/>
-          </w:tcPr>
-          <w:p>
-            <w:r>
-              <w:rPr>
-                <w:b w:val="0"/>
-              </w:rPr>
-              <w:t>Care of Patients (NABH SHCO chapter 5)</w:t>
-            </w:r>
-          </w:p>
-        </w:tc>
-      </w:tr>
-      <w:tr>
-        <w:tc>
-          <w:tcPr>
-            <w:tcW w:type="pct" w:w="22%"/>
-            <w:tcBorders>
-              <w:top w:val="single" w:color="999999" w:sz="4"/>
-              <w:left w:val="single" w:color="999999" w:sz="4"/>
-              <w:bottom w:val="single" w:color="999999" w:sz="4"/>
-              <w:right w:val="single" w:color="999999" w:sz="4"/>
-            </w:tcBorders>
-            <w:shd w:fill="E8E8E8" w:val="clear"/>
-          </w:tcPr>
-          <w:p>
-            <w:r>
-              <w:rPr>
-                <w:b w:val="0"/>
-              </w:rPr>
-              <w:t>ICU</w:t>
-            </w:r>
-          </w:p>
-        </w:tc>
-        <w:tc>
-          <w:tcPr>
-            <w:tcW w:type="pct" w:w="22%"/>
-            <w:tcBorders>
-              <w:top w:val="single" w:color="999999" w:sz="4"/>
-              <w:left w:val="single" w:color="999999" w:sz="4"/>
-              <w:bottom w:val="single" w:color="999999" w:sz="4"/>
-              <w:right w:val="single" w:color="999999" w:sz="4"/>
-            </w:tcBorders>
-            <w:shd w:fill="E8E8E8" w:val="clear"/>
-          </w:tcPr>
-          <w:p>
-            <w:r>
-              <w:rPr>
-                <w:b w:val="0"/>
-              </w:rPr>
-              <w:t>intensive care unit</w:t>
-            </w:r>
-          </w:p>
-        </w:tc>
-      </w:tr>
-      <w:tr>
-        <w:tc>
-          <w:tcPr>
-            <w:tcW w:type="pct" w:w="22%"/>
-            <w:tcBorders>
-              <w:top w:val="single" w:color="999999" w:sz="4"/>
-              <w:left w:val="single" w:color="999999" w:sz="4"/>
-              <w:bottom w:val="single" w:color="999999" w:sz="4"/>
-              <w:right w:val="single" w:color="999999" w:sz="4"/>
-            </w:tcBorders>
-            <w:shd w:fill="E8E8E8" w:val="clear"/>
-          </w:tcPr>
-          <w:p>
-            <w:r>
-              <w:rPr>
-                <w:b w:val="0"/>
-              </w:rPr>
-              <w:t>MOM</w:t>
-            </w:r>
-          </w:p>
-        </w:tc>
-        <w:tc>
-          <w:tcPr>
-            <w:tcW w:type="pct" w:w="22%"/>
-            <w:tcBorders>
-              <w:top w:val="single" w:color="999999" w:sz="4"/>
-              <w:left w:val="single" w:color="999999" w:sz="4"/>
-              <w:bottom w:val="single" w:color="999999" w:sz="4"/>
-              <w:right w:val="single" w:color="999999" w:sz="4"/>
-            </w:tcBorders>
-            <w:shd w:fill="E8E8E8" w:val="clear"/>
-          </w:tcPr>
-          <w:p>
-            <w:r>
-              <w:rPr>
-                <w:b w:val="0"/>
-              </w:rPr>
-              <w:t>Management of Medication (NABH SHCO chapter 6)</w:t>
-            </w:r>
-          </w:p>
-        </w:tc>
-      </w:tr>
-      <w:tr>
-        <w:tc>
-          <w:tcPr>
-            <w:tcW w:type="pct" w:w="22%"/>
-            <w:tcBorders>
-              <w:top w:val="single" w:color="999999" w:sz="4"/>
-              <w:left w:val="single" w:color="999999" w:sz="4"/>
-              <w:bottom w:val="single" w:color="999999" w:sz="4"/>
-              <w:right w:val="single" w:color="999999" w:sz="4"/>
-            </w:tcBorders>
-            <w:shd w:fill="E8E8E8" w:val="clear"/>
-          </w:tcPr>
-          <w:p>
-            <w:r>
-              <w:rPr>
-                <w:b w:val="0"/>
-              </w:rPr>
-              <w:t>MUST</w:t>
-            </w:r>
-          </w:p>
-        </w:tc>
-        <w:tc>
-          <w:tcPr>
-            <w:tcW w:type="pct" w:w="22%"/>
-            <w:tcBorders>
-              <w:top w:val="single" w:color="999999" w:sz="4"/>
-              <w:left w:val="single" w:color="999999" w:sz="4"/>
-              <w:bottom w:val="single" w:color="999999" w:sz="4"/>
-              <w:right w:val="single" w:color="999999" w:sz="4"/>
-            </w:tcBorders>
-            <w:shd w:fill="E8E8E8" w:val="clear"/>
-          </w:tcPr>
-          <w:p>
-            <w:r>
-              <w:rPr>
-                <w:b w:val="0"/>
-              </w:rPr>
-              <w:t>Malnutrition Universal Screening Tool</w:t>
-            </w:r>
-          </w:p>
-        </w:tc>
-      </w:tr>
-      <w:tr>
-        <w:tc>
-          <w:tcPr>
-            <w:tcW w:type="pct" w:w="22%"/>
-            <w:tcBorders>
-              <w:top w:val="single" w:color="999999" w:sz="4"/>
-              <w:left w:val="single" w:color="999999" w:sz="4"/>
-              <w:bottom w:val="single" w:color="999999" w:sz="4"/>
-              <w:right w:val="single" w:color="999999" w:sz="4"/>
-            </w:tcBorders>
-            <w:shd w:fill="E8E8E8" w:val="clear"/>
-          </w:tcPr>
-          <w:p>
-            <w:r>
-              <w:rPr>
-                <w:b w:val="0"/>
-              </w:rPr>
-              <w:t>NABH</w:t>
-            </w:r>
-          </w:p>
-        </w:tc>
-        <w:tc>
-          <w:tcPr>
-            <w:tcW w:type="pct" w:w="22%"/>
-            <w:tcBorders>
-              <w:top w:val="single" w:color="999999" w:sz="4"/>
-              <w:left w:val="single" w:color="999999" w:sz="4"/>
-              <w:bottom w:val="single" w:color="999999" w:sz="4"/>
-              <w:right w:val="single" w:color="999999" w:sz="4"/>
-            </w:tcBorders>
-            <w:shd w:fill="E8E8E8" w:val="clear"/>
-          </w:tcPr>
-          <w:p>
-            <w:r>
-              <w:rPr>
-                <w:b w:val="0"/>
-              </w:rPr>
-              <w:t>National Accreditation Board for Hospitals and Healthcare Providers</w:t>
-            </w:r>
-          </w:p>
-        </w:tc>
-      </w:tr>
-      <w:tr>
-        <w:tc>
-          <w:tcPr>
-            <w:tcW w:type="pct" w:w="22%"/>
-            <w:tcBorders>
-              <w:top w:val="single" w:color="999999" w:sz="4"/>
-              <w:left w:val="single" w:color="999999" w:sz="4"/>
-              <w:bottom w:val="single" w:color="999999" w:sz="4"/>
-              <w:right w:val="single" w:color="999999" w:sz="4"/>
-            </w:tcBorders>
-            <w:shd w:fill="E8E8E8" w:val="clear"/>
-          </w:tcPr>
-          <w:p>
-            <w:r>
-              <w:rPr>
-                <w:b w:val="0"/>
-              </w:rPr>
-              <w:t>NRS</w:t>
-            </w:r>
-          </w:p>
-        </w:tc>
-        <w:tc>
-          <w:tcPr>
-            <w:tcW w:type="pct" w:w="22%"/>
-            <w:tcBorders>
-              <w:top w:val="single" w:color="999999" w:sz="4"/>
-              <w:left w:val="single" w:color="999999" w:sz="4"/>
-              <w:bottom w:val="single" w:color="999999" w:sz="4"/>
-              <w:right w:val="single" w:color="999999" w:sz="4"/>
-            </w:tcBorders>
-            <w:shd w:fill="E8E8E8" w:val="clear"/>
-          </w:tcPr>
-          <w:p>
-            <w:r>
-              <w:rPr>
-                <w:b w:val="0"/>
-              </w:rPr>
-              <w:t>Numeric Rating Scale (pain) / Nutritional Risk Screening (nutrition)</w:t>
-            </w:r>
-          </w:p>
-        </w:tc>
-      </w:tr>
-      <w:tr>
-        <w:tc>
-          <w:tcPr>
-            <w:tcW w:type="pct" w:w="22%"/>
-            <w:tcBorders>
-              <w:top w:val="single" w:color="999999" w:sz="4"/>
-              <w:left w:val="single" w:color="999999" w:sz="4"/>
-              <w:bottom w:val="single" w:color="999999" w:sz="4"/>
-              <w:right w:val="single" w:color="999999" w:sz="4"/>
-            </w:tcBorders>
-            <w:shd w:fill="E8E8E8" w:val="clear"/>
-          </w:tcPr>
-          <w:p>
-            <w:r>
-              <w:rPr>
-                <w:b w:val="0"/>
-              </w:rPr>
-              <w:t>OE</w:t>
-            </w:r>
-          </w:p>
-        </w:tc>
-        <w:tc>
-          <w:tcPr>
-            <w:tcW w:type="pct" w:w="22%"/>
-            <w:tcBorders>
-              <w:top w:val="single" w:color="999999" w:sz="4"/>
-              <w:left w:val="single" w:color="999999" w:sz="4"/>
-              <w:bottom w:val="single" w:color="999999" w:sz="4"/>
-              <w:right w:val="single" w:color="999999" w:sz="4"/>
-            </w:tcBorders>
-            <w:shd w:fill="E8E8E8" w:val="clear"/>
-          </w:tcPr>
-          <w:p>
-            <w:r>
-              <w:rPr>
-                <w:b w:val="0"/>
-              </w:rPr>
-              <w:t>objective element</w:t>
-            </w:r>
-          </w:p>
-        </w:tc>
-      </w:tr>
-      <w:tr>
-        <w:tc>
-          <w:tcPr>
-            <w:tcW w:type="pct" w:w="22%"/>
-            <w:tcBorders>
-              <w:top w:val="single" w:color="999999" w:sz="4"/>
-              <w:left w:val="single" w:color="999999" w:sz="4"/>
-              <w:bottom w:val="single" w:color="999999" w:sz="4"/>
-              <w:right w:val="single" w:color="999999" w:sz="4"/>
-            </w:tcBorders>
-            <w:shd w:fill="E8E8E8" w:val="clear"/>
-          </w:tcPr>
-          <w:p>
-            <w:r>
-              <w:rPr>
-                <w:b w:val="0"/>
-              </w:rPr>
-              <w:t>RCA</w:t>
-            </w:r>
-          </w:p>
-        </w:tc>
-        <w:tc>
-          <w:tcPr>
-            <w:tcW w:type="pct" w:w="22%"/>
-            <w:tcBorders>
-              <w:top w:val="single" w:color="999999" w:sz="4"/>
-              <w:left w:val="single" w:color="999999" w:sz="4"/>
-              <w:bottom w:val="single" w:color="999999" w:sz="4"/>
-              <w:right w:val="single" w:color="999999" w:sz="4"/>
-            </w:tcBorders>
-            <w:shd w:fill="E8E8E8" w:val="clear"/>
-          </w:tcPr>
-          <w:p>
-            <w:r>
-              <w:rPr>
-                <w:b w:val="0"/>
-              </w:rPr>
-              <w:t>root-cause analysis</w:t>
-            </w:r>
-          </w:p>
-        </w:tc>
-      </w:tr>
-      <w:tr>
-        <w:tc>
-          <w:tcPr>
-            <w:tcW w:type="pct" w:w="22%"/>
-            <w:tcBorders>
-              <w:top w:val="single" w:color="999999" w:sz="4"/>
-              <w:left w:val="single" w:color="999999" w:sz="4"/>
-              <w:bottom w:val="single" w:color="999999" w:sz="4"/>
-              <w:right w:val="single" w:color="999999" w:sz="4"/>
-            </w:tcBorders>
-            <w:shd w:fill="E8E8E8" w:val="clear"/>
-          </w:tcPr>
-          <w:p>
-            <w:r>
-              <w:rPr>
-                <w:b w:val="0"/>
-              </w:rPr>
-              <w:t>SHCO</w:t>
-            </w:r>
-          </w:p>
-        </w:tc>
-        <w:tc>
-          <w:tcPr>
-            <w:tcW w:type="pct" w:w="22%"/>
-            <w:tcBorders>
-              <w:top w:val="single" w:color="999999" w:sz="4"/>
-              <w:left w:val="single" w:color="999999" w:sz="4"/>
-              <w:bottom w:val="single" w:color="999999" w:sz="4"/>
-              <w:right w:val="single" w:color="999999" w:sz="4"/>
-            </w:tcBorders>
-            <w:shd w:fill="E8E8E8" w:val="clear"/>
-          </w:tcPr>
-          <w:p>
-            <w:r>
-              <w:rPr>
-                <w:b w:val="0"/>
-              </w:rPr>
-              <w:t>Standards for Small Healthcare Organisations</w:t>
-            </w:r>
-          </w:p>
-        </w:tc>
-      </w:tr>
-    </w:tbl>
-    <w:p>
-      <w:pPr>
-        <w:pStyle w:val="Heading1"/>
-        <w:spacing w:after="120" w:before="280"/>
-      </w:pPr>
-      <w:r>
-        <w:t>11. Traceability to NABH SHCO 3rd Edition COP.13</w:t>
-      </w:r>
-    </w:p>
-    <w:p>
-      <w:pPr>
-        <w:spacing w:after="120"/>
-      </w:pPr>
-      <w:r>
-        <w:rPr>
-          <w:i/>
-          <w:iCs/>
-          <w:sz w:val="20"/>
-          <w:szCs w:val="20"/>
-        </w:rPr>
-        <w:t xml:space="preserve">This table is an index. It is not how the policy is organised.</w:t>
-      </w:r>
-    </w:p>
     <w:p>
       <w:pPr>
         <w:pStyle w:val="Heading1"/>

--- a/policies/build/masters/COP.13_v2_master.docx
+++ b/policies/build/masters/COP.13_v2_master.docx
@@ -689,7 +689,7 @@
           <w:sz w:val="22"/>
           <w:szCs w:val="22"/>
         </w:rPr>
-        <w:t xml:space="preserve">Boundaries: MOM owns medication management; this policy owns pain-specific medication initiation and titration. COP.4 owns nursing care; this policy owns the pain assessment and nutritional screening that nurses perform. COP.6 owns ICU care; this policy owns pain management and nutritional therapy within ICU.</w:t>
+        <w:t>Medication management in general is covered by a separate policy; this policy covers pain-specific medication initiation and titration.</w:t>
       </w:r>
     </w:p>
     <w:p>
@@ -715,18 +715,6 @@
     </w:p>
     <w:p>
       <w:pPr>
-        <w:spacing w:after="140"/>
-      </w:pPr>
-      <w:r>
-        <w:rPr>
-          <w:sz w:val="22"/>
-          <w:szCs w:val="22"/>
-        </w:rPr>
-        <w:t xml:space="preserve">It covers the six elements COP.13.a–f name. It does not cover medication management as a system (MOM), nursing care policy (COP.4), or ICU-specific care (COP.6).</w:t>
-      </w:r>
-    </w:p>
-    <w:p>
-      <w:pPr>
         <w:pStyle w:val="Heading1"/>
         <w:spacing w:after="120" w:before="280"/>
       </w:pPr>
@@ -1019,7 +1007,7 @@
           <w:sz w:val="22"/>
           <w:szCs w:val="22"/>
         </w:rPr>
-        <w:t xml:space="preserve">MOM owns medication management as a system; this policy owns that pain-specific initiation and titration follow the patient's response.</w:t>
+        <w:t>Medication management as a system is covered by a separate policy; this policy covers confirming that pain-specific initiation and titration follow the patient's response.</w:t>
       </w:r>
     </w:p>
     <w:p>

--- a/policies/build/masters/COP.13_v2_master.docx
+++ b/policies/build/masters/COP.13_v2_master.docx
@@ -4268,8 +4268,23 @@
           <w:sz w:val="22"/>
           <w:szCs w:val="22"/>
         </w:rPr>
-        <w:t xml:space="preserve">National Accreditation Board for Hospitals and Healthcare Providers (NABH), Standards for Small Healthcare Organisations, 3rd Edition — Care of Patients chapter, standard COP.13.</w:t>
-      </w:r>
+      </w:r>
+      <w:r>
+        <w:rPr>
+          <w:sz w:val="22"/>
+        </w:rPr>
+        <w:t xml:space="preserve">National Accreditation Board for Hospitals &amp; Healthcare Providers. (2022). Standards for small healthcare organisations (3rd ed.) — Care of Patients chapter, standard COP.13. </w:t>
+      </w:r>
+      <w:hyperlink r:id="rId9">
+        <w:r>
+          <w:rPr>
+            <w:rStyle w:val="Hyperlink"/>
+            <w:sz w:val="22"/>
+            <w:szCs w:val="22"/>
+          </w:rPr>
+          <w:t>https://nabh.co/programmes/small-healthcare-organisation-shco-accreditation-programme/</w:t>
+        </w:r>
+      </w:hyperlink>
     </w:p>
     <w:p>
       <w:pPr>
